--- a/assets/CN_Practicals/CelNet Lab 4.docx
+++ b/assets/CN_Practicals/CelNet Lab 4.docx
@@ -305,6 +305,9 @@
                     <w:jc w:val="center"/>
                   </w:pPr>
                   <w:r>
+                    <w:rPr>
+                      <w:lang w:val="en-GB"/>
+                    </w:rPr>
                     <w:t>Aditya Ravindra Ghayal</w:t>
                   </w:r>
                 </w:p>
@@ -1437,10 +1440,7 @@
               <w:jc w:val="center"/>
               <w:rPr>
                 <w:rFonts w:ascii="Times New Roman" w:hAnsi="Times New Roman" w:cs="Times New Roman"/>
-                <w:b/>
-                <w:bCs/>
-                <w:sz w:val="48"/>
-                <w:szCs w:val="52"/>
+                <w:szCs w:val="24"/>
                 <w:lang w:val="en-US"/>
               </w:rPr>
             </w:pPr>
@@ -1455,16 +1455,6 @@
               </w:rPr>
               <w:t>4</w:t>
             </w:r>
-          </w:p>
-          <w:p>
-            <w:pPr>
-              <w:jc w:val="center"/>
-              <w:rPr>
-                <w:rFonts w:ascii="Times New Roman" w:hAnsi="Times New Roman" w:cs="Times New Roman"/>
-                <w:szCs w:val="24"/>
-                <w:lang w:val="en-US"/>
-              </w:rPr>
-            </w:pPr>
           </w:p>
         </w:tc>
       </w:tr>
@@ -2609,10 +2599,7 @@
               <w:jc w:val="center"/>
               <w:rPr>
                 <w:rFonts w:ascii="Times New Roman" w:hAnsi="Times New Roman" w:cs="Times New Roman"/>
-                <w:b/>
-                <w:bCs/>
-                <w:sz w:val="48"/>
-                <w:szCs w:val="52"/>
+                <w:szCs w:val="24"/>
                 <w:lang w:val="en-US"/>
               </w:rPr>
             </w:pPr>
@@ -2627,16 +2614,6 @@
               </w:rPr>
               <w:t>4</w:t>
             </w:r>
-          </w:p>
-          <w:p>
-            <w:pPr>
-              <w:jc w:val="center"/>
-              <w:rPr>
-                <w:rFonts w:ascii="Times New Roman" w:hAnsi="Times New Roman" w:cs="Times New Roman"/>
-                <w:szCs w:val="24"/>
-                <w:lang w:val="en-US"/>
-              </w:rPr>
-            </w:pPr>
           </w:p>
         </w:tc>
       </w:tr>
@@ -2747,6 +2724,14 @@
                 <w:lang w:val="en-US"/>
               </w:rPr>
             </w:pPr>
+            <w:r>
+              <w:rPr>
+                <w:rFonts w:ascii="Times New Roman" w:hAnsi="Times New Roman" w:cs="Times New Roman"/>
+                <w:szCs w:val="24"/>
+                <w:lang w:val="en-US"/>
+              </w:rPr>
+              <w:t>Aditya Ravindra Ghayal</w:t>
+            </w:r>
           </w:p>
         </w:tc>
         <w:tc>
@@ -2808,6 +2793,14 @@
                 <w:lang w:val="en-US"/>
               </w:rPr>
             </w:pPr>
+            <w:r>
+              <w:rPr>
+                <w:rFonts w:ascii="Times New Roman" w:hAnsi="Times New Roman" w:cs="Times New Roman"/>
+                <w:szCs w:val="24"/>
+                <w:lang w:val="en-US"/>
+              </w:rPr>
+              <w:t>23</w:t>
+            </w:r>
           </w:p>
         </w:tc>
         <w:tc>
@@ -6754,46 +6747,46 @@
       </w:pPr>
     </w:lvl>
   </w:abstractNum>
-  <w:num w:numId="1" w16cid:durableId="1942564662">
+  <w:num w:numId="1" w16cid:durableId="756445083">
     <w:abstractNumId w:val="2"/>
   </w:num>
-  <w:num w:numId="2" w16cid:durableId="375933719">
+  <w:num w:numId="2" w16cid:durableId="1140617029">
     <w:abstractNumId w:val="13"/>
   </w:num>
-  <w:num w:numId="3" w16cid:durableId="101610418">
+  <w:num w:numId="3" w16cid:durableId="2052463149">
     <w:abstractNumId w:val="3"/>
   </w:num>
-  <w:num w:numId="4" w16cid:durableId="411048699">
+  <w:num w:numId="4" w16cid:durableId="539754995">
     <w:abstractNumId w:val="7"/>
   </w:num>
-  <w:num w:numId="5" w16cid:durableId="677847900">
+  <w:num w:numId="5" w16cid:durableId="1442384783">
     <w:abstractNumId w:val="9"/>
   </w:num>
-  <w:num w:numId="6" w16cid:durableId="1641959296">
+  <w:num w:numId="6" w16cid:durableId="508639425">
     <w:abstractNumId w:val="1"/>
   </w:num>
-  <w:num w:numId="7" w16cid:durableId="256597492">
+  <w:num w:numId="7" w16cid:durableId="1207570702">
     <w:abstractNumId w:val="4"/>
   </w:num>
-  <w:num w:numId="8" w16cid:durableId="2039501129">
+  <w:num w:numId="8" w16cid:durableId="1422875834">
     <w:abstractNumId w:val="11"/>
   </w:num>
-  <w:num w:numId="9" w16cid:durableId="428547127">
+  <w:num w:numId="9" w16cid:durableId="395319989">
     <w:abstractNumId w:val="6"/>
   </w:num>
-  <w:num w:numId="10" w16cid:durableId="1396004036">
+  <w:num w:numId="10" w16cid:durableId="1980458342">
     <w:abstractNumId w:val="10"/>
   </w:num>
-  <w:num w:numId="11" w16cid:durableId="1535386426">
+  <w:num w:numId="11" w16cid:durableId="224151001">
     <w:abstractNumId w:val="12"/>
   </w:num>
-  <w:num w:numId="12" w16cid:durableId="1417943937">
+  <w:num w:numId="12" w16cid:durableId="1082917831">
     <w:abstractNumId w:val="0"/>
   </w:num>
-  <w:num w:numId="13" w16cid:durableId="664626335">
+  <w:num w:numId="13" w16cid:durableId="1800030955">
     <w:abstractNumId w:val="8"/>
   </w:num>
-  <w:num w:numId="14" w16cid:durableId="1293442159">
+  <w:num w:numId="14" w16cid:durableId="2105220649">
     <w:abstractNumId w:val="5"/>
   </w:num>
 </w:numbering>
@@ -7273,7 +7266,6 @@
   <w:style w:type="character" w:default="1" w:styleId="DefaultParagraphFont">
     <w:name w:val="Default Paragraph Font"/>
     <w:uiPriority w:val="1"/>
-    <w:semiHidden/>
     <w:unhideWhenUsed/>
   </w:style>
   <w:style w:type="table" w:default="1" w:styleId="TableNormal">
